--- a/2026_ASA_South_Florida_High_School_Data_Challenge_teacher_facing.docx
+++ b/2026_ASA_South_Florida_High_School_Data_Challenge_teacher_facing.docx
@@ -213,7 +213,7 @@
           <w:sz w:val="22"/>
           <w:szCs w:val="22"/>
         </w:rPr>
-        <w:pict w14:anchorId="0AA81ED2">
+        <w:pict w14:anchorId="65A4F24A">
           <v:rect id="_x0000_i1031" alt="" style="width:468pt;height:.05pt;mso-width-percent:0;mso-height-percent:0;mso-width-percent:0;mso-height-percent:0" o:hralign="center" o:hrstd="t" o:hr="t" fillcolor="#a0a0a0" stroked="f"/>
         </w:pict>
       </w:r>
@@ -404,7 +404,7 @@
           <w:sz w:val="22"/>
           <w:szCs w:val="22"/>
         </w:rPr>
-        <w:pict w14:anchorId="4253B626">
+        <w:pict w14:anchorId="101382CC">
           <v:rect id="_x0000_i1030" alt="" style="width:468pt;height:.05pt;mso-width-percent:0;mso-height-percent:0;mso-width-percent:0;mso-height-percent:0" o:hralign="center" o:hrstd="t" o:hr="t" fillcolor="#a0a0a0" stroked="f"/>
         </w:pict>
       </w:r>
@@ -603,7 +603,7 @@
           <w:sz w:val="22"/>
           <w:szCs w:val="22"/>
         </w:rPr>
-        <w:pict w14:anchorId="5705C409">
+        <w:pict w14:anchorId="7F9B6881">
           <v:rect id="_x0000_i1029" alt="" style="width:468pt;height:.05pt;mso-width-percent:0;mso-height-percent:0;mso-width-percent:0;mso-height-percent:0" o:hralign="center" o:hrstd="t" o:hr="t" fillcolor="#a0a0a0" stroked="f"/>
         </w:pict>
       </w:r>
@@ -909,7 +909,7 @@
           <w:sz w:val="22"/>
           <w:szCs w:val="22"/>
         </w:rPr>
-        <w:pict w14:anchorId="5AE52542">
+        <w:pict w14:anchorId="31060C8C">
           <v:rect id="_x0000_i1028" alt="" style="width:468pt;height:.05pt;mso-width-percent:0;mso-height-percent:0;mso-width-percent:0;mso-height-percent:0" o:hralign="center" o:hrstd="t" o:hr="t" fillcolor="#a0a0a0" stroked="f"/>
         </w:pict>
       </w:r>
@@ -998,7 +998,7 @@
           <w:szCs w:val="22"/>
           <w14:ligatures w14:val="none"/>
         </w:rPr>
-        <w:t>30</w:t>
+        <w:t>15</w:t>
       </w:r>
       <w:r>
         <w:rPr>
@@ -1133,7 +1133,7 @@
           <w:sz w:val="22"/>
           <w:szCs w:val="22"/>
         </w:rPr>
-        <w:pict w14:anchorId="7CD3ED5F">
+        <w:pict w14:anchorId="1A78D48C">
           <v:rect id="_x0000_i1027" alt="" style="width:468pt;height:.05pt;mso-width-percent:0;mso-height-percent:0;mso-width-percent:0;mso-height-percent:0" o:hralign="center" o:hrstd="t" o:hr="t" fillcolor="#a0a0a0" stroked="f"/>
         </w:pict>
       </w:r>
@@ -1240,7 +1240,7 @@
           <w:sz w:val="22"/>
           <w:szCs w:val="22"/>
         </w:rPr>
-        <w:pict w14:anchorId="2F38F93C">
+        <w:pict w14:anchorId="5077509B">
           <v:rect id="_x0000_i1026" alt="" style="width:468pt;height:.05pt;mso-width-percent:0;mso-height-percent:0;mso-width-percent:0;mso-height-percent:0" o:hralign="center" o:hrstd="t" o:hr="t" fillcolor="#a0a0a0" stroked="f"/>
         </w:pict>
       </w:r>
@@ -1394,7 +1394,7 @@
           <w:sz w:val="22"/>
           <w:szCs w:val="22"/>
         </w:rPr>
-        <w:pict w14:anchorId="700F9BEB">
+        <w:pict w14:anchorId="78F4DC69">
           <v:rect id="_x0000_i1025" alt="" style="width:468pt;height:.05pt;mso-width-percent:0;mso-height-percent:0;mso-width-percent:0;mso-height-percent:0" o:hralign="center" o:hrstd="t" o:hr="t" fillcolor="#a0a0a0" stroked="f"/>
         </w:pict>
       </w:r>
